--- a/C24 - M3 - Practica PowerPivot/M01-NombreApellido.docx
+++ b/C24 - M3 - Practica PowerPivot/M01-NombreApellido.docx
@@ -16,166 +16,28 @@
           <w:bCs/>
           <w:lang w:val="es-MX"/>
         </w:rPr>
-        <w:t xml:space="preserve">MENTORIA 01: Manejo de Datos con </w:t>
-      </w:r>
-      <w:proofErr w:type="spellStart"/>
+        <w:t>MENTORIA 01: Manejo de Datos con Power Pivot  y Power Qry</w:t>
+      </w:r>
+    </w:p>
+    <w:p>
+      <w:pPr>
+        <w:rPr>
+          <w:lang w:val="es-MX"/>
+        </w:rPr>
+      </w:pPr>
       <w:r>
         <w:rPr>
           <w:b/>
           <w:bCs/>
           <w:lang w:val="es-MX"/>
         </w:rPr>
-        <w:t>Power</w:t>
-      </w:r>
-      <w:proofErr w:type="spellEnd"/>
-      <w:r>
-        <w:rPr>
-          <w:b/>
-          <w:bCs/>
-          <w:lang w:val="es-MX"/>
-        </w:rPr>
-        <w:t xml:space="preserve"> </w:t>
-      </w:r>
-      <w:proofErr w:type="spellStart"/>
-      <w:proofErr w:type="gramStart"/>
-      <w:r>
-        <w:rPr>
-          <w:b/>
-          <w:bCs/>
-          <w:lang w:val="es-MX"/>
-        </w:rPr>
-        <w:t>Pivot</w:t>
-      </w:r>
-      <w:proofErr w:type="spellEnd"/>
-      <w:r>
-        <w:rPr>
-          <w:b/>
-          <w:bCs/>
-          <w:lang w:val="es-MX"/>
-        </w:rPr>
-        <w:t xml:space="preserve">  y</w:t>
-      </w:r>
-      <w:proofErr w:type="gramEnd"/>
-      <w:r>
-        <w:rPr>
-          <w:b/>
-          <w:bCs/>
-          <w:lang w:val="es-MX"/>
-        </w:rPr>
-        <w:t xml:space="preserve"> </w:t>
-      </w:r>
-      <w:proofErr w:type="spellStart"/>
-      <w:r>
-        <w:rPr>
-          <w:b/>
-          <w:bCs/>
-          <w:lang w:val="es-MX"/>
-        </w:rPr>
-        <w:t>Power</w:t>
-      </w:r>
-      <w:proofErr w:type="spellEnd"/>
-      <w:r>
-        <w:rPr>
-          <w:b/>
-          <w:bCs/>
-          <w:lang w:val="es-MX"/>
-        </w:rPr>
-        <w:t xml:space="preserve"> </w:t>
-      </w:r>
-      <w:proofErr w:type="spellStart"/>
-      <w:r>
-        <w:rPr>
-          <w:b/>
-          <w:bCs/>
-          <w:lang w:val="es-MX"/>
-        </w:rPr>
-        <w:t>Qry</w:t>
-      </w:r>
-      <w:proofErr w:type="spellEnd"/>
-    </w:p>
-    <w:p>
-      <w:pPr>
-        <w:rPr>
-          <w:lang w:val="es-MX"/>
-        </w:rPr>
-      </w:pPr>
-      <w:r>
-        <w:rPr>
-          <w:b/>
-          <w:bCs/>
-          <w:lang w:val="es-MX"/>
-        </w:rPr>
         <w:t>Objetivo:</w:t>
       </w:r>
       <w:r>
         <w:rPr>
           <w:lang w:val="es-MX"/>
         </w:rPr>
-        <w:t xml:space="preserve"> Revisar diferentes contenidos revisados en clase y evaluar el estado de los conocimientos sobre las herramientas </w:t>
-      </w:r>
-      <w:proofErr w:type="spellStart"/>
-      <w:r>
-        <w:rPr>
-          <w:lang w:val="es-MX"/>
-        </w:rPr>
-        <w:t>Power</w:t>
-      </w:r>
-      <w:proofErr w:type="spellEnd"/>
-      <w:r>
-        <w:rPr>
-          <w:lang w:val="es-MX"/>
-        </w:rPr>
-        <w:t xml:space="preserve"> </w:t>
-      </w:r>
-      <w:proofErr w:type="spellStart"/>
-      <w:proofErr w:type="gramStart"/>
-      <w:r>
-        <w:rPr>
-          <w:lang w:val="es-MX"/>
-        </w:rPr>
-        <w:t>Pivot</w:t>
-      </w:r>
-      <w:proofErr w:type="spellEnd"/>
-      <w:r>
-        <w:rPr>
-          <w:lang w:val="es-MX"/>
-        </w:rPr>
-        <w:t xml:space="preserve">  y</w:t>
-      </w:r>
-      <w:proofErr w:type="gramEnd"/>
-      <w:r>
-        <w:rPr>
-          <w:lang w:val="es-MX"/>
-        </w:rPr>
-        <w:t xml:space="preserve"> </w:t>
-      </w:r>
-      <w:proofErr w:type="spellStart"/>
-      <w:r>
-        <w:rPr>
-          <w:lang w:val="es-MX"/>
-        </w:rPr>
-        <w:t>Power</w:t>
-      </w:r>
-      <w:proofErr w:type="spellEnd"/>
-      <w:r>
-        <w:rPr>
-          <w:lang w:val="es-MX"/>
-        </w:rPr>
-        <w:t xml:space="preserve"> </w:t>
-      </w:r>
-      <w:proofErr w:type="spellStart"/>
-      <w:r>
-        <w:rPr>
-          <w:lang w:val="es-MX"/>
-        </w:rPr>
-        <w:t>Qry</w:t>
-      </w:r>
-      <w:proofErr w:type="spellEnd"/>
-      <w:r>
-        <w:rPr>
-          <w:lang w:val="es-MX"/>
-        </w:rPr>
-        <w:t>.</w:t>
+        <w:t xml:space="preserve"> Revisar diferentes contenidos revisados en clase y evaluar el estado de los conocimientos sobre las herramientas Power Pivot  y Power Qry.</w:t>
       </w:r>
     </w:p>
     <w:p>
@@ -441,73 +303,35 @@
               </w:rPr>
               <w:t xml:space="preserve">Región </w:t>
             </w:r>
-            <w:proofErr w:type="spellStart"/>
             <w:r>
               <w:rPr>
                 <w:b/>
                 <w:bCs/>
                 <w:lang w:val="es-MX"/>
               </w:rPr>
-              <w:t>Latin</w:t>
+              <w:t>Latin America &amp; Caribbean</w:t>
             </w:r>
-            <w:proofErr w:type="spellEnd"/>
-            <w:r>
+          </w:p>
+        </w:tc>
+        <w:tc>
+          <w:tcPr>
+            <w:tcW w:w="2207" w:type="dxa"/>
+          </w:tcPr>
+          <w:p>
+            <w:pPr>
+              <w:jc w:val="right"/>
               <w:rPr>
                 <w:b/>
                 <w:bCs/>
                 <w:lang w:val="es-MX"/>
               </w:rPr>
-              <w:t xml:space="preserve"> </w:t>
-            </w:r>
-            <w:proofErr w:type="spellStart"/>
+            </w:pPr>
             <w:r>
               <w:rPr>
                 <w:b/>
                 <w:bCs/>
                 <w:lang w:val="es-MX"/>
               </w:rPr>
-              <w:t>America</w:t>
-            </w:r>
-            <w:proofErr w:type="spellEnd"/>
-            <w:r>
-              <w:rPr>
-                <w:b/>
-                <w:bCs/>
-                <w:lang w:val="es-MX"/>
-              </w:rPr>
-              <w:t xml:space="preserve"> &amp; </w:t>
-            </w:r>
-            <w:proofErr w:type="spellStart"/>
-            <w:r>
-              <w:rPr>
-                <w:b/>
-                <w:bCs/>
-                <w:lang w:val="es-MX"/>
-              </w:rPr>
-              <w:t>Caribbean</w:t>
-            </w:r>
-            <w:proofErr w:type="spellEnd"/>
-          </w:p>
-        </w:tc>
-        <w:tc>
-          <w:tcPr>
-            <w:tcW w:w="2207" w:type="dxa"/>
-          </w:tcPr>
-          <w:p>
-            <w:pPr>
-              <w:jc w:val="right"/>
-              <w:rPr>
-                <w:b/>
-                <w:bCs/>
-                <w:lang w:val="es-MX"/>
-              </w:rPr>
-            </w:pPr>
-            <w:r>
-              <w:rPr>
-                <w:b/>
-                <w:bCs/>
-                <w:lang w:val="es-MX"/>
-              </w:rPr>
               <w:t>País: El Salvador</w:t>
             </w:r>
           </w:p>
@@ -701,14 +525,12 @@
                 <w:lang w:val="es-MX"/>
               </w:rPr>
             </w:pPr>
-            <w:proofErr w:type="spellStart"/>
             <w:r>
               <w:rPr>
                 <w:lang w:val="es-MX"/>
               </w:rPr>
               <w:t>Footnote</w:t>
             </w:r>
-            <w:proofErr w:type="spellEnd"/>
           </w:p>
         </w:tc>
         <w:tc>
@@ -821,14 +643,12 @@
                 <w:lang w:val="es-MX"/>
               </w:rPr>
             </w:pPr>
-            <w:proofErr w:type="spellStart"/>
             <w:r>
               <w:rPr>
                 <w:lang w:val="es-MX"/>
               </w:rPr>
               <w:t>SeriesTime</w:t>
             </w:r>
-            <w:proofErr w:type="spellEnd"/>
           </w:p>
         </w:tc>
         <w:tc>
@@ -954,76 +774,60 @@
         </w:rPr>
         <w:t xml:space="preserve">b) </w:t>
       </w:r>
-      <w:proofErr w:type="gramStart"/>
       <w:r>
         <w:rPr>
           <w:lang w:val="es-MX"/>
         </w:rPr>
         <w:t>¿Cuál es la estimación a 2014 de ni</w:t>
       </w:r>
-      <w:proofErr w:type="spellStart"/>
       <w:r>
         <w:rPr>
           <w:lang w:val="es-ES"/>
         </w:rPr>
-        <w:t>ños</w:t>
-      </w:r>
-      <w:proofErr w:type="spellEnd"/>
+        <w:t>ños huérfanos a causa del SIDA (</w:t>
+      </w:r>
       <w:r>
         <w:rPr>
           <w:lang w:val="es-ES"/>
         </w:rPr>
-        <w:t xml:space="preserve"> huérfanos a causa del SIDA (</w:t>
+        <w:t>SH.HIV.ORPH</w:t>
       </w:r>
       <w:r>
         <w:rPr>
           <w:lang w:val="es-ES"/>
         </w:rPr>
-        <w:t>SH.HIV.</w:t>
-      </w:r>
-      <w:proofErr w:type="gramEnd"/>
-      <w:r>
+        <w:t xml:space="preserve">) en los países a los que se les mide este indicador? ¿Cuántos son de América Latina? ¿Ha disminuido o aumentado la estimación desde 1990? </w:t>
+      </w:r>
+    </w:p>
+    <w:p>
+      <w:pPr>
         <w:rPr>
           <w:lang w:val="es-ES"/>
         </w:rPr>
-        <w:t>ORPH</w:t>
+      </w:pPr>
+    </w:p>
+    <w:p>
+      <w:pPr>
+        <w:rPr>
+          <w:lang w:val="es-MX"/>
+        </w:rPr>
+      </w:pPr>
+      <w:r>
+        <w:rPr>
+          <w:lang w:val="es-MX"/>
+        </w:rPr>
+        <w:t>c</w:t>
+      </w:r>
+      <w:r>
+        <w:rPr>
+          <w:lang w:val="es-MX"/>
+        </w:rPr>
+        <w:t xml:space="preserve">) </w:t>
       </w:r>
       <w:r>
         <w:rPr>
           <w:lang w:val="es-ES"/>
         </w:rPr>
-        <w:t xml:space="preserve">) en los países a los que se les mide este indicador? ¿Cuántos son de América Latina? ¿Ha disminuido o aumentado la estimación desde 1990? </w:t>
-      </w:r>
-    </w:p>
-    <w:p>
-      <w:pPr>
-        <w:rPr>
-          <w:lang w:val="es-ES"/>
-        </w:rPr>
-      </w:pPr>
-    </w:p>
-    <w:p>
-      <w:pPr>
-        <w:rPr>
-          <w:lang w:val="es-MX"/>
-        </w:rPr>
-      </w:pPr>
-      <w:r>
-        <w:rPr>
-          <w:lang w:val="es-MX"/>
-        </w:rPr>
-        <w:t>c</w:t>
-      </w:r>
-      <w:r>
-        <w:rPr>
-          <w:lang w:val="es-MX"/>
-        </w:rPr>
-        <w:t xml:space="preserve">) </w:t>
-      </w:r>
-      <w:r>
-        <w:rPr>
-          <w:lang w:val="es-ES"/>
-        </w:rPr>
         <w:t>¿</w:t>
       </w:r>
       <w:r>
@@ -1043,6 +847,19 @@
           <w:lang w:val="es-MX"/>
         </w:rPr>
         <w:t>?</w:t>
+      </w:r>
+    </w:p>
+    <w:p>
+      <w:pPr>
+        <w:rPr>
+          <w:lang w:val="es-MX"/>
+        </w:rPr>
+      </w:pPr>
+      <w:r>
+        <w:rPr>
+          <w:lang w:val="es-MX"/>
+        </w:rPr>
+        <w:t>HIV - AIDS</w:t>
       </w:r>
     </w:p>
     <w:p>
